--- a/programming_mental_models/p1_programming_mental_models.docx
+++ b/programming_mental_models/p1_programming_mental_models.docx
@@ -481,6 +481,29 @@
           <w:szCs w:val="32"/>
         </w:rPr>
         <w:t>Schema (JSON, DB, API)</w:t>
+      </w:r>
+    </w:p>
+    <w:p>
+      <w:pPr>
+        <w:pStyle w:val="ListParagraph"/>
+        <w:numPr>
+          <w:ilvl w:val="0"/>
+          <w:numId w:val="5"/>
+        </w:numPr>
+        <w:jc w:val="both"/>
+        <w:rPr>
+          <w:rFonts w:cs="Carlito"/>
+          <w:sz w:val="32"/>
+          <w:szCs w:val="32"/>
+        </w:rPr>
+      </w:pPr>
+      <w:r>
+        <w:rPr>
+          <w:rFonts w:cs="Carlito"/>
+          <w:sz w:val="32"/>
+          <w:szCs w:val="32"/>
+        </w:rPr>
+        <w:t>Web and Browser Overview</w:t>
       </w:r>
       <w:r>
         <w:rPr>
@@ -13756,79 +13779,31 @@
           <w:sz w:val="32"/>
           <w:szCs w:val="32"/>
         </w:rPr>
-        <w:t>if (payment == "</w:t>
-      </w:r>
-      <w:proofErr w:type="spellStart"/>
-      <w:r>
-        <w:rPr>
-          <w:rFonts w:cs="Carlito"/>
-          <w:b/>
-          <w:bCs/>
-          <w:color w:val="D86DCB" w:themeColor="accent5" w:themeTint="99"/>
-          <w:sz w:val="32"/>
-          <w:szCs w:val="32"/>
-        </w:rPr>
-        <w:t>Bkash</w:t>
-      </w:r>
-      <w:proofErr w:type="spellEnd"/>
-      <w:r>
-        <w:rPr>
-          <w:rFonts w:cs="Carlito"/>
-          <w:b/>
-          <w:bCs/>
-          <w:color w:val="D86DCB" w:themeColor="accent5" w:themeTint="99"/>
-          <w:sz w:val="32"/>
-          <w:szCs w:val="32"/>
-        </w:rPr>
-        <w:t>") {}</w:t>
-      </w:r>
-    </w:p>
-    <w:p>
-      <w:pPr>
-        <w:jc w:val="both"/>
-        <w:rPr>
-          <w:rFonts w:cs="Carlito"/>
-          <w:b/>
-          <w:bCs/>
-          <w:color w:val="D86DCB" w:themeColor="accent5" w:themeTint="99"/>
-          <w:sz w:val="32"/>
-          <w:szCs w:val="32"/>
-        </w:rPr>
-      </w:pPr>
-      <w:r>
-        <w:rPr>
-          <w:rFonts w:cs="Carlito"/>
-          <w:b/>
-          <w:bCs/>
-          <w:color w:val="D86DCB" w:themeColor="accent5" w:themeTint="99"/>
-          <w:sz w:val="32"/>
-          <w:szCs w:val="32"/>
-        </w:rPr>
-        <w:t>if (payment == "</w:t>
-      </w:r>
-      <w:proofErr w:type="spellStart"/>
-      <w:r>
-        <w:rPr>
-          <w:rFonts w:cs="Carlito"/>
-          <w:b/>
-          <w:bCs/>
-          <w:color w:val="D86DCB" w:themeColor="accent5" w:themeTint="99"/>
-          <w:sz w:val="32"/>
-          <w:szCs w:val="32"/>
-        </w:rPr>
-        <w:t>Nagad</w:t>
-      </w:r>
-      <w:proofErr w:type="spellEnd"/>
-      <w:r>
-        <w:rPr>
-          <w:rFonts w:cs="Carlito"/>
-          <w:b/>
-          <w:bCs/>
-          <w:color w:val="D86DCB" w:themeColor="accent5" w:themeTint="99"/>
-          <w:sz w:val="32"/>
-          <w:szCs w:val="32"/>
-        </w:rPr>
-        <w:t>") {}</w:t>
+        <w:t>if (payment == "Bkash") {}</w:t>
+      </w:r>
+    </w:p>
+    <w:p>
+      <w:pPr>
+        <w:jc w:val="both"/>
+        <w:rPr>
+          <w:rFonts w:cs="Carlito"/>
+          <w:b/>
+          <w:bCs/>
+          <w:color w:val="D86DCB" w:themeColor="accent5" w:themeTint="99"/>
+          <w:sz w:val="32"/>
+          <w:szCs w:val="32"/>
+        </w:rPr>
+      </w:pPr>
+      <w:r>
+        <w:rPr>
+          <w:rFonts w:cs="Carlito"/>
+          <w:b/>
+          <w:bCs/>
+          <w:color w:val="D86DCB" w:themeColor="accent5" w:themeTint="99"/>
+          <w:sz w:val="32"/>
+          <w:szCs w:val="32"/>
+        </w:rPr>
+        <w:t>if (payment == "Nagad") {}</w:t>
       </w:r>
     </w:p>
     <w:p>
@@ -23282,17 +23257,17 @@
           <w:rFonts w:cs="Carlito"/>
           <w:b/>
           <w:bCs/>
-          <w:sz w:val="32"/>
-          <w:szCs w:val="32"/>
-        </w:rPr>
-      </w:pPr>
-      <w:r>
-        <w:rPr>
-          <w:rFonts w:cs="Carlito"/>
-          <w:b/>
-          <w:bCs/>
-          <w:sz w:val="32"/>
-          <w:szCs w:val="32"/>
+          <w:sz w:val="28"/>
+          <w:szCs w:val="28"/>
+        </w:rPr>
+      </w:pPr>
+      <w:r>
+        <w:rPr>
+          <w:rFonts w:cs="Carlito"/>
+          <w:b/>
+          <w:bCs/>
+          <w:sz w:val="28"/>
+          <w:szCs w:val="28"/>
         </w:rPr>
         <w:t>"Database schema"</w:t>
       </w:r>
@@ -23304,17 +23279,17 @@
           <w:rFonts w:cs="Carlito"/>
           <w:b/>
           <w:bCs/>
-          <w:sz w:val="32"/>
-          <w:szCs w:val="32"/>
-        </w:rPr>
-      </w:pPr>
-      <w:r>
-        <w:rPr>
-          <w:rFonts w:cs="Carlito"/>
-          <w:b/>
-          <w:bCs/>
-          <w:sz w:val="32"/>
-          <w:szCs w:val="32"/>
+          <w:sz w:val="28"/>
+          <w:szCs w:val="28"/>
+        </w:rPr>
+      </w:pPr>
+      <w:r>
+        <w:rPr>
+          <w:rFonts w:cs="Carlito"/>
+          <w:b/>
+          <w:bCs/>
+          <w:sz w:val="28"/>
+          <w:szCs w:val="28"/>
         </w:rPr>
         <w:t xml:space="preserve">        </w:t>
       </w:r>
@@ -23323,8 +23298,8 @@
           <w:rFonts w:cs="Times New Roman"/>
           <w:b/>
           <w:bCs/>
-          <w:sz w:val="32"/>
-          <w:szCs w:val="32"/>
+          <w:sz w:val="28"/>
+          <w:szCs w:val="28"/>
         </w:rPr>
         <w:t>↓</w:t>
       </w:r>
@@ -23336,17 +23311,17 @@
           <w:rFonts w:cs="Carlito"/>
           <w:b/>
           <w:bCs/>
-          <w:sz w:val="32"/>
-          <w:szCs w:val="32"/>
-        </w:rPr>
-      </w:pPr>
-      <w:r>
-        <w:rPr>
-          <w:rFonts w:cs="Carlito"/>
-          <w:b/>
-          <w:bCs/>
-          <w:sz w:val="32"/>
-          <w:szCs w:val="32"/>
+          <w:sz w:val="28"/>
+          <w:szCs w:val="28"/>
+        </w:rPr>
+      </w:pPr>
+      <w:r>
+        <w:rPr>
+          <w:rFonts w:cs="Carlito"/>
+          <w:b/>
+          <w:bCs/>
+          <w:sz w:val="28"/>
+          <w:szCs w:val="28"/>
         </w:rPr>
         <w:t>The structure/design of the database</w:t>
       </w:r>
@@ -23358,29 +23333,29 @@
           <w:rFonts w:cs="Carlito"/>
           <w:b/>
           <w:bCs/>
-          <w:sz w:val="32"/>
-          <w:szCs w:val="32"/>
-        </w:rPr>
-      </w:pPr>
-    </w:p>
-    <w:p>
-      <w:pPr>
-        <w:jc w:val="both"/>
-        <w:rPr>
-          <w:rFonts w:cs="Carlito"/>
-          <w:b/>
-          <w:bCs/>
-          <w:sz w:val="32"/>
-          <w:szCs w:val="32"/>
-        </w:rPr>
-      </w:pPr>
-      <w:r>
-        <w:rPr>
-          <w:rFonts w:cs="Carlito"/>
-          <w:b/>
-          <w:bCs/>
-          <w:sz w:val="32"/>
-          <w:szCs w:val="32"/>
+          <w:sz w:val="28"/>
+          <w:szCs w:val="28"/>
+        </w:rPr>
+      </w:pPr>
+    </w:p>
+    <w:p>
+      <w:pPr>
+        <w:jc w:val="both"/>
+        <w:rPr>
+          <w:rFonts w:cs="Carlito"/>
+          <w:b/>
+          <w:bCs/>
+          <w:sz w:val="28"/>
+          <w:szCs w:val="28"/>
+        </w:rPr>
+      </w:pPr>
+      <w:r>
+        <w:rPr>
+          <w:rFonts w:cs="Carlito"/>
+          <w:b/>
+          <w:bCs/>
+          <w:sz w:val="28"/>
+          <w:szCs w:val="28"/>
         </w:rPr>
         <w:t>PostgreSQL SCHEMA</w:t>
       </w:r>
@@ -23392,17 +23367,17 @@
           <w:rFonts w:cs="Carlito"/>
           <w:b/>
           <w:bCs/>
-          <w:sz w:val="32"/>
-          <w:szCs w:val="32"/>
-        </w:rPr>
-      </w:pPr>
-      <w:r>
-        <w:rPr>
-          <w:rFonts w:cs="Carlito"/>
-          <w:b/>
-          <w:bCs/>
-          <w:sz w:val="32"/>
-          <w:szCs w:val="32"/>
+          <w:sz w:val="28"/>
+          <w:szCs w:val="28"/>
+        </w:rPr>
+      </w:pPr>
+      <w:r>
+        <w:rPr>
+          <w:rFonts w:cs="Carlito"/>
+          <w:b/>
+          <w:bCs/>
+          <w:sz w:val="28"/>
+          <w:szCs w:val="28"/>
         </w:rPr>
         <w:t xml:space="preserve">        </w:t>
       </w:r>
@@ -23411,8 +23386,8 @@
           <w:rFonts w:cs="Times New Roman"/>
           <w:b/>
           <w:bCs/>
-          <w:sz w:val="32"/>
-          <w:szCs w:val="32"/>
+          <w:sz w:val="28"/>
+          <w:szCs w:val="28"/>
         </w:rPr>
         <w:t>↓</w:t>
       </w:r>
@@ -23424,17 +23399,17 @@
           <w:rFonts w:cs="Carlito"/>
           <w:b/>
           <w:bCs/>
-          <w:sz w:val="32"/>
-          <w:szCs w:val="32"/>
-        </w:rPr>
-      </w:pPr>
-      <w:r>
-        <w:rPr>
-          <w:rFonts w:cs="Carlito"/>
-          <w:b/>
-          <w:bCs/>
-          <w:sz w:val="32"/>
-          <w:szCs w:val="32"/>
+          <w:sz w:val="28"/>
+          <w:szCs w:val="28"/>
+        </w:rPr>
+      </w:pPr>
+      <w:r>
+        <w:rPr>
+          <w:rFonts w:cs="Carlito"/>
+          <w:b/>
+          <w:bCs/>
+          <w:sz w:val="28"/>
+          <w:szCs w:val="28"/>
         </w:rPr>
         <w:t>A namespace/container inside a database</w:t>
       </w:r>
@@ -23469,13 +23444,179 @@
     </w:p>
     <w:p>
       <w:pPr>
-        <w:jc w:val="both"/>
-        <w:rPr>
-          <w:rFonts w:cs="Carlito"/>
-          <w:sz w:val="32"/>
-          <w:szCs w:val="32"/>
-        </w:rPr>
-      </w:pPr>
+        <w:jc w:val="center"/>
+        <w:rPr>
+          <w:rFonts w:cs="Carlito"/>
+          <w:sz w:val="32"/>
+          <w:szCs w:val="32"/>
+        </w:rPr>
+      </w:pPr>
+      <w:r>
+        <w:rPr>
+          <w:rFonts w:cs="Carlito"/>
+          <w:sz w:val="32"/>
+          <w:szCs w:val="32"/>
+        </w:rPr>
+        <w:t>Break</w:t>
+      </w:r>
+    </w:p>
+    <w:p>
+      <w:pPr>
+        <w:jc w:val="both"/>
+        <w:rPr>
+          <w:rFonts w:cs="Carlito"/>
+          <w:sz w:val="32"/>
+          <w:szCs w:val="32"/>
+        </w:rPr>
+      </w:pPr>
+    </w:p>
+    <w:p>
+      <w:pPr>
+        <w:jc w:val="both"/>
+        <w:rPr>
+          <w:rFonts w:cs="Carlito"/>
+          <w:b/>
+          <w:bCs/>
+          <w:sz w:val="32"/>
+          <w:szCs w:val="32"/>
+        </w:rPr>
+      </w:pPr>
+      <w:r>
+        <w:rPr>
+          <w:rFonts w:cs="Carlito"/>
+          <w:b/>
+          <w:bCs/>
+          <w:sz w:val="32"/>
+          <w:szCs w:val="32"/>
+        </w:rPr>
+        <w:t>Web and Browser Overview:</w:t>
+      </w:r>
+    </w:p>
+    <w:p>
+      <w:pPr>
+        <w:jc w:val="both"/>
+        <w:rPr>
+          <w:rFonts w:cs="Carlito"/>
+          <w:sz w:val="32"/>
+          <w:szCs w:val="32"/>
+        </w:rPr>
+      </w:pPr>
+      <w:r>
+        <w:rPr>
+          <w:rFonts w:cs="Carlito"/>
+          <w:sz w:val="32"/>
+          <w:szCs w:val="32"/>
+        </w:rPr>
+        <w:t xml:space="preserve"># </w:t>
+      </w:r>
+      <w:r>
+        <w:rPr>
+          <w:rFonts w:cs="Carlito"/>
+          <w:sz w:val="32"/>
+          <w:szCs w:val="32"/>
+        </w:rPr>
+        <w:t>A website is not "a website file." It's a communication between a client (usually the browser) and one or more servers, followed by processing/rendering</w:t>
+      </w:r>
+      <w:r>
+        <w:rPr>
+          <w:rFonts w:cs="Carlito"/>
+          <w:sz w:val="32"/>
+          <w:szCs w:val="32"/>
+        </w:rPr>
+        <w:t xml:space="preserve"> the website</w:t>
+      </w:r>
+      <w:r>
+        <w:rPr>
+          <w:rFonts w:cs="Carlito"/>
+          <w:sz w:val="32"/>
+          <w:szCs w:val="32"/>
+        </w:rPr>
+        <w:t xml:space="preserve"> on the client.</w:t>
+      </w:r>
+    </w:p>
+    <w:p>
+      <w:pPr>
+        <w:jc w:val="both"/>
+        <w:rPr>
+          <w:rFonts w:cs="Carlito"/>
+          <w:sz w:val="32"/>
+          <w:szCs w:val="32"/>
+        </w:rPr>
+      </w:pPr>
+      <w:r>
+        <w:rPr>
+          <w:rFonts w:cs="Carlito"/>
+          <w:sz w:val="32"/>
+          <w:szCs w:val="32"/>
+        </w:rPr>
+        <w:t xml:space="preserve"># </w:t>
+      </w:r>
+      <w:r>
+        <w:rPr>
+          <w:rFonts w:cs="Carlito"/>
+          <w:sz w:val="32"/>
+          <w:szCs w:val="32"/>
+        </w:rPr>
+        <w:t xml:space="preserve">A modern browser is basically a </w:t>
+      </w:r>
+      <w:r>
+        <w:rPr>
+          <w:rFonts w:cs="Carlito"/>
+          <w:sz w:val="32"/>
+          <w:szCs w:val="32"/>
+        </w:rPr>
+        <w:t>R</w:t>
+      </w:r>
+      <w:r>
+        <w:rPr>
+          <w:rFonts w:cs="Carlito"/>
+          <w:sz w:val="32"/>
+          <w:szCs w:val="32"/>
+        </w:rPr>
+        <w:t xml:space="preserve">untime </w:t>
+      </w:r>
+      <w:r>
+        <w:rPr>
+          <w:rFonts w:cs="Carlito"/>
+          <w:sz w:val="32"/>
+          <w:szCs w:val="32"/>
+        </w:rPr>
+        <w:t>E</w:t>
+      </w:r>
+      <w:r>
+        <w:rPr>
+          <w:rFonts w:cs="Carlito"/>
+          <w:sz w:val="32"/>
+          <w:szCs w:val="32"/>
+        </w:rPr>
+        <w:t>nvironment for web applications</w:t>
+      </w:r>
+      <w:r>
+        <w:rPr>
+          <w:rFonts w:cs="Carlito"/>
+          <w:sz w:val="32"/>
+          <w:szCs w:val="32"/>
+        </w:rPr>
+        <w:t>. Simply, browser turns web code into pixels.</w:t>
+      </w:r>
+    </w:p>
+    <w:p>
+      <w:pPr>
+        <w:jc w:val="both"/>
+        <w:rPr>
+          <w:rFonts w:cs="Carlito"/>
+          <w:sz w:val="32"/>
+          <w:szCs w:val="32"/>
+        </w:rPr>
+      </w:pPr>
+      <w:r>
+        <w:rPr>
+          <w:rFonts w:cs="Carlito"/>
+          <w:sz w:val="32"/>
+          <w:szCs w:val="32"/>
+        </w:rPr>
+        <w:t># For more info SEE fw3 web internals and basics documentation in flutter web folder</w:t>
+      </w:r>
     </w:p>
     <w:p>
       <w:pPr>
@@ -23854,6 +23995,119 @@
     </w:lvl>
   </w:abstractNum>
   <w:abstractNum w:abstractNumId="2" w15:restartNumberingAfterBreak="0">
+    <w:nsid w:val="119B0B2B"/>
+    <w:multiLevelType w:val="hybridMultilevel"/>
+    <w:tmpl w:val="337A2114"/>
+    <w:lvl w:ilvl="0" w:tplc="04090001">
+      <w:start w:val="1"/>
+      <w:numFmt w:val="bullet"/>
+      <w:lvlText w:val=""/>
+      <w:lvlJc w:val="left"/>
+      <w:pPr>
+        <w:ind w:left="360" w:hanging="360"/>
+      </w:pPr>
+      <w:rPr>
+        <w:rFonts w:ascii="Symbol" w:hAnsi="Symbol" w:hint="default"/>
+      </w:rPr>
+    </w:lvl>
+    <w:lvl w:ilvl="1" w:tplc="04090003" w:tentative="1">
+      <w:start w:val="1"/>
+      <w:numFmt w:val="bullet"/>
+      <w:lvlText w:val="o"/>
+      <w:lvlJc w:val="left"/>
+      <w:pPr>
+        <w:ind w:left="1080" w:hanging="360"/>
+      </w:pPr>
+      <w:rPr>
+        <w:rFonts w:ascii="Courier New" w:hAnsi="Courier New" w:cs="Courier New" w:hint="default"/>
+      </w:rPr>
+    </w:lvl>
+    <w:lvl w:ilvl="2" w:tplc="04090005" w:tentative="1">
+      <w:start w:val="1"/>
+      <w:numFmt w:val="bullet"/>
+      <w:lvlText w:val=""/>
+      <w:lvlJc w:val="left"/>
+      <w:pPr>
+        <w:ind w:left="1800" w:hanging="360"/>
+      </w:pPr>
+      <w:rPr>
+        <w:rFonts w:ascii="Wingdings" w:hAnsi="Wingdings" w:hint="default"/>
+      </w:rPr>
+    </w:lvl>
+    <w:lvl w:ilvl="3" w:tplc="04090001" w:tentative="1">
+      <w:start w:val="1"/>
+      <w:numFmt w:val="bullet"/>
+      <w:lvlText w:val=""/>
+      <w:lvlJc w:val="left"/>
+      <w:pPr>
+        <w:ind w:left="2520" w:hanging="360"/>
+      </w:pPr>
+      <w:rPr>
+        <w:rFonts w:ascii="Symbol" w:hAnsi="Symbol" w:hint="default"/>
+      </w:rPr>
+    </w:lvl>
+    <w:lvl w:ilvl="4" w:tplc="04090003" w:tentative="1">
+      <w:start w:val="1"/>
+      <w:numFmt w:val="bullet"/>
+      <w:lvlText w:val="o"/>
+      <w:lvlJc w:val="left"/>
+      <w:pPr>
+        <w:ind w:left="3240" w:hanging="360"/>
+      </w:pPr>
+      <w:rPr>
+        <w:rFonts w:ascii="Courier New" w:hAnsi="Courier New" w:cs="Courier New" w:hint="default"/>
+      </w:rPr>
+    </w:lvl>
+    <w:lvl w:ilvl="5" w:tplc="04090005" w:tentative="1">
+      <w:start w:val="1"/>
+      <w:numFmt w:val="bullet"/>
+      <w:lvlText w:val=""/>
+      <w:lvlJc w:val="left"/>
+      <w:pPr>
+        <w:ind w:left="3960" w:hanging="360"/>
+      </w:pPr>
+      <w:rPr>
+        <w:rFonts w:ascii="Wingdings" w:hAnsi="Wingdings" w:hint="default"/>
+      </w:rPr>
+    </w:lvl>
+    <w:lvl w:ilvl="6" w:tplc="04090001" w:tentative="1">
+      <w:start w:val="1"/>
+      <w:numFmt w:val="bullet"/>
+      <w:lvlText w:val=""/>
+      <w:lvlJc w:val="left"/>
+      <w:pPr>
+        <w:ind w:left="4680" w:hanging="360"/>
+      </w:pPr>
+      <w:rPr>
+        <w:rFonts w:ascii="Symbol" w:hAnsi="Symbol" w:hint="default"/>
+      </w:rPr>
+    </w:lvl>
+    <w:lvl w:ilvl="7" w:tplc="04090003" w:tentative="1">
+      <w:start w:val="1"/>
+      <w:numFmt w:val="bullet"/>
+      <w:lvlText w:val="o"/>
+      <w:lvlJc w:val="left"/>
+      <w:pPr>
+        <w:ind w:left="5400" w:hanging="360"/>
+      </w:pPr>
+      <w:rPr>
+        <w:rFonts w:ascii="Courier New" w:hAnsi="Courier New" w:cs="Courier New" w:hint="default"/>
+      </w:rPr>
+    </w:lvl>
+    <w:lvl w:ilvl="8" w:tplc="04090005" w:tentative="1">
+      <w:start w:val="1"/>
+      <w:numFmt w:val="bullet"/>
+      <w:lvlText w:val=""/>
+      <w:lvlJc w:val="left"/>
+      <w:pPr>
+        <w:ind w:left="6120" w:hanging="360"/>
+      </w:pPr>
+      <w:rPr>
+        <w:rFonts w:ascii="Wingdings" w:hAnsi="Wingdings" w:hint="default"/>
+      </w:rPr>
+    </w:lvl>
+  </w:abstractNum>
+  <w:abstractNum w:abstractNumId="3" w15:restartNumberingAfterBreak="0">
     <w:nsid w:val="138C063B"/>
     <w:multiLevelType w:val="hybridMultilevel"/>
     <w:tmpl w:val="7BACD71C"/>
@@ -23966,7 +24220,7 @@
       </w:rPr>
     </w:lvl>
   </w:abstractNum>
-  <w:abstractNum w:abstractNumId="3" w15:restartNumberingAfterBreak="0">
+  <w:abstractNum w:abstractNumId="4" w15:restartNumberingAfterBreak="0">
     <w:nsid w:val="1E9323AD"/>
     <w:multiLevelType w:val="hybridMultilevel"/>
     <w:tmpl w:val="B4A0E43E"/>
@@ -24079,7 +24333,7 @@
       </w:rPr>
     </w:lvl>
   </w:abstractNum>
-  <w:abstractNum w:abstractNumId="4" w15:restartNumberingAfterBreak="0">
+  <w:abstractNum w:abstractNumId="5" w15:restartNumberingAfterBreak="0">
     <w:nsid w:val="21FE4592"/>
     <w:multiLevelType w:val="hybridMultilevel"/>
     <w:tmpl w:val="6B5AD5AC"/>
@@ -24192,7 +24446,7 @@
       </w:rPr>
     </w:lvl>
   </w:abstractNum>
-  <w:abstractNum w:abstractNumId="5" w15:restartNumberingAfterBreak="0">
+  <w:abstractNum w:abstractNumId="6" w15:restartNumberingAfterBreak="0">
     <w:nsid w:val="225F44C3"/>
     <w:multiLevelType w:val="hybridMultilevel"/>
     <w:tmpl w:val="45787D3C"/>
@@ -24305,7 +24559,7 @@
       </w:rPr>
     </w:lvl>
   </w:abstractNum>
-  <w:abstractNum w:abstractNumId="6" w15:restartNumberingAfterBreak="0">
+  <w:abstractNum w:abstractNumId="7" w15:restartNumberingAfterBreak="0">
     <w:nsid w:val="23A11734"/>
     <w:multiLevelType w:val="hybridMultilevel"/>
     <w:tmpl w:val="CCB83A46"/>
@@ -24418,7 +24672,7 @@
       </w:rPr>
     </w:lvl>
   </w:abstractNum>
-  <w:abstractNum w:abstractNumId="7" w15:restartNumberingAfterBreak="0">
+  <w:abstractNum w:abstractNumId="8" w15:restartNumberingAfterBreak="0">
     <w:nsid w:val="2557343A"/>
     <w:multiLevelType w:val="hybridMultilevel"/>
     <w:tmpl w:val="8A30FEE6"/>
@@ -24531,7 +24785,7 @@
       </w:rPr>
     </w:lvl>
   </w:abstractNum>
-  <w:abstractNum w:abstractNumId="8" w15:restartNumberingAfterBreak="0">
+  <w:abstractNum w:abstractNumId="9" w15:restartNumberingAfterBreak="0">
     <w:nsid w:val="2803370B"/>
     <w:multiLevelType w:val="hybridMultilevel"/>
     <w:tmpl w:val="9EA49456"/>
@@ -24644,7 +24898,233 @@
       </w:rPr>
     </w:lvl>
   </w:abstractNum>
-  <w:abstractNum w:abstractNumId="9" w15:restartNumberingAfterBreak="0">
+  <w:abstractNum w:abstractNumId="10" w15:restartNumberingAfterBreak="0">
+    <w:nsid w:val="2A9B3F5B"/>
+    <w:multiLevelType w:val="hybridMultilevel"/>
+    <w:tmpl w:val="F6F6CD48"/>
+    <w:lvl w:ilvl="0" w:tplc="04090001">
+      <w:start w:val="1"/>
+      <w:numFmt w:val="bullet"/>
+      <w:lvlText w:val=""/>
+      <w:lvlJc w:val="left"/>
+      <w:pPr>
+        <w:ind w:left="360" w:hanging="360"/>
+      </w:pPr>
+      <w:rPr>
+        <w:rFonts w:ascii="Symbol" w:hAnsi="Symbol" w:hint="default"/>
+      </w:rPr>
+    </w:lvl>
+    <w:lvl w:ilvl="1" w:tplc="04090003" w:tentative="1">
+      <w:start w:val="1"/>
+      <w:numFmt w:val="bullet"/>
+      <w:lvlText w:val="o"/>
+      <w:lvlJc w:val="left"/>
+      <w:pPr>
+        <w:ind w:left="1080" w:hanging="360"/>
+      </w:pPr>
+      <w:rPr>
+        <w:rFonts w:ascii="Courier New" w:hAnsi="Courier New" w:cs="Courier New" w:hint="default"/>
+      </w:rPr>
+    </w:lvl>
+    <w:lvl w:ilvl="2" w:tplc="04090005" w:tentative="1">
+      <w:start w:val="1"/>
+      <w:numFmt w:val="bullet"/>
+      <w:lvlText w:val=""/>
+      <w:lvlJc w:val="left"/>
+      <w:pPr>
+        <w:ind w:left="1800" w:hanging="360"/>
+      </w:pPr>
+      <w:rPr>
+        <w:rFonts w:ascii="Wingdings" w:hAnsi="Wingdings" w:hint="default"/>
+      </w:rPr>
+    </w:lvl>
+    <w:lvl w:ilvl="3" w:tplc="04090001" w:tentative="1">
+      <w:start w:val="1"/>
+      <w:numFmt w:val="bullet"/>
+      <w:lvlText w:val=""/>
+      <w:lvlJc w:val="left"/>
+      <w:pPr>
+        <w:ind w:left="2520" w:hanging="360"/>
+      </w:pPr>
+      <w:rPr>
+        <w:rFonts w:ascii="Symbol" w:hAnsi="Symbol" w:hint="default"/>
+      </w:rPr>
+    </w:lvl>
+    <w:lvl w:ilvl="4" w:tplc="04090003" w:tentative="1">
+      <w:start w:val="1"/>
+      <w:numFmt w:val="bullet"/>
+      <w:lvlText w:val="o"/>
+      <w:lvlJc w:val="left"/>
+      <w:pPr>
+        <w:ind w:left="3240" w:hanging="360"/>
+      </w:pPr>
+      <w:rPr>
+        <w:rFonts w:ascii="Courier New" w:hAnsi="Courier New" w:cs="Courier New" w:hint="default"/>
+      </w:rPr>
+    </w:lvl>
+    <w:lvl w:ilvl="5" w:tplc="04090005" w:tentative="1">
+      <w:start w:val="1"/>
+      <w:numFmt w:val="bullet"/>
+      <w:lvlText w:val=""/>
+      <w:lvlJc w:val="left"/>
+      <w:pPr>
+        <w:ind w:left="3960" w:hanging="360"/>
+      </w:pPr>
+      <w:rPr>
+        <w:rFonts w:ascii="Wingdings" w:hAnsi="Wingdings" w:hint="default"/>
+      </w:rPr>
+    </w:lvl>
+    <w:lvl w:ilvl="6" w:tplc="04090001" w:tentative="1">
+      <w:start w:val="1"/>
+      <w:numFmt w:val="bullet"/>
+      <w:lvlText w:val=""/>
+      <w:lvlJc w:val="left"/>
+      <w:pPr>
+        <w:ind w:left="4680" w:hanging="360"/>
+      </w:pPr>
+      <w:rPr>
+        <w:rFonts w:ascii="Symbol" w:hAnsi="Symbol" w:hint="default"/>
+      </w:rPr>
+    </w:lvl>
+    <w:lvl w:ilvl="7" w:tplc="04090003" w:tentative="1">
+      <w:start w:val="1"/>
+      <w:numFmt w:val="bullet"/>
+      <w:lvlText w:val="o"/>
+      <w:lvlJc w:val="left"/>
+      <w:pPr>
+        <w:ind w:left="5400" w:hanging="360"/>
+      </w:pPr>
+      <w:rPr>
+        <w:rFonts w:ascii="Courier New" w:hAnsi="Courier New" w:cs="Courier New" w:hint="default"/>
+      </w:rPr>
+    </w:lvl>
+    <w:lvl w:ilvl="8" w:tplc="04090005" w:tentative="1">
+      <w:start w:val="1"/>
+      <w:numFmt w:val="bullet"/>
+      <w:lvlText w:val=""/>
+      <w:lvlJc w:val="left"/>
+      <w:pPr>
+        <w:ind w:left="6120" w:hanging="360"/>
+      </w:pPr>
+      <w:rPr>
+        <w:rFonts w:ascii="Wingdings" w:hAnsi="Wingdings" w:hint="default"/>
+      </w:rPr>
+    </w:lvl>
+  </w:abstractNum>
+  <w:abstractNum w:abstractNumId="11" w15:restartNumberingAfterBreak="0">
+    <w:nsid w:val="2CEC22B7"/>
+    <w:multiLevelType w:val="hybridMultilevel"/>
+    <w:tmpl w:val="03C04EAA"/>
+    <w:lvl w:ilvl="0" w:tplc="04090001">
+      <w:start w:val="1"/>
+      <w:numFmt w:val="bullet"/>
+      <w:lvlText w:val=""/>
+      <w:lvlJc w:val="left"/>
+      <w:pPr>
+        <w:ind w:left="360" w:hanging="360"/>
+      </w:pPr>
+      <w:rPr>
+        <w:rFonts w:ascii="Symbol" w:hAnsi="Symbol" w:hint="default"/>
+      </w:rPr>
+    </w:lvl>
+    <w:lvl w:ilvl="1" w:tplc="04090003" w:tentative="1">
+      <w:start w:val="1"/>
+      <w:numFmt w:val="bullet"/>
+      <w:lvlText w:val="o"/>
+      <w:lvlJc w:val="left"/>
+      <w:pPr>
+        <w:ind w:left="1080" w:hanging="360"/>
+      </w:pPr>
+      <w:rPr>
+        <w:rFonts w:ascii="Courier New" w:hAnsi="Courier New" w:cs="Courier New" w:hint="default"/>
+      </w:rPr>
+    </w:lvl>
+    <w:lvl w:ilvl="2" w:tplc="04090005" w:tentative="1">
+      <w:start w:val="1"/>
+      <w:numFmt w:val="bullet"/>
+      <w:lvlText w:val=""/>
+      <w:lvlJc w:val="left"/>
+      <w:pPr>
+        <w:ind w:left="1800" w:hanging="360"/>
+      </w:pPr>
+      <w:rPr>
+        <w:rFonts w:ascii="Wingdings" w:hAnsi="Wingdings" w:hint="default"/>
+      </w:rPr>
+    </w:lvl>
+    <w:lvl w:ilvl="3" w:tplc="04090001" w:tentative="1">
+      <w:start w:val="1"/>
+      <w:numFmt w:val="bullet"/>
+      <w:lvlText w:val=""/>
+      <w:lvlJc w:val="left"/>
+      <w:pPr>
+        <w:ind w:left="2520" w:hanging="360"/>
+      </w:pPr>
+      <w:rPr>
+        <w:rFonts w:ascii="Symbol" w:hAnsi="Symbol" w:hint="default"/>
+      </w:rPr>
+    </w:lvl>
+    <w:lvl w:ilvl="4" w:tplc="04090003" w:tentative="1">
+      <w:start w:val="1"/>
+      <w:numFmt w:val="bullet"/>
+      <w:lvlText w:val="o"/>
+      <w:lvlJc w:val="left"/>
+      <w:pPr>
+        <w:ind w:left="3240" w:hanging="360"/>
+      </w:pPr>
+      <w:rPr>
+        <w:rFonts w:ascii="Courier New" w:hAnsi="Courier New" w:cs="Courier New" w:hint="default"/>
+      </w:rPr>
+    </w:lvl>
+    <w:lvl w:ilvl="5" w:tplc="04090005" w:tentative="1">
+      <w:start w:val="1"/>
+      <w:numFmt w:val="bullet"/>
+      <w:lvlText w:val=""/>
+      <w:lvlJc w:val="left"/>
+      <w:pPr>
+        <w:ind w:left="3960" w:hanging="360"/>
+      </w:pPr>
+      <w:rPr>
+        <w:rFonts w:ascii="Wingdings" w:hAnsi="Wingdings" w:hint="default"/>
+      </w:rPr>
+    </w:lvl>
+    <w:lvl w:ilvl="6" w:tplc="04090001" w:tentative="1">
+      <w:start w:val="1"/>
+      <w:numFmt w:val="bullet"/>
+      <w:lvlText w:val=""/>
+      <w:lvlJc w:val="left"/>
+      <w:pPr>
+        <w:ind w:left="4680" w:hanging="360"/>
+      </w:pPr>
+      <w:rPr>
+        <w:rFonts w:ascii="Symbol" w:hAnsi="Symbol" w:hint="default"/>
+      </w:rPr>
+    </w:lvl>
+    <w:lvl w:ilvl="7" w:tplc="04090003" w:tentative="1">
+      <w:start w:val="1"/>
+      <w:numFmt w:val="bullet"/>
+      <w:lvlText w:val="o"/>
+      <w:lvlJc w:val="left"/>
+      <w:pPr>
+        <w:ind w:left="5400" w:hanging="360"/>
+      </w:pPr>
+      <w:rPr>
+        <w:rFonts w:ascii="Courier New" w:hAnsi="Courier New" w:cs="Courier New" w:hint="default"/>
+      </w:rPr>
+    </w:lvl>
+    <w:lvl w:ilvl="8" w:tplc="04090005" w:tentative="1">
+      <w:start w:val="1"/>
+      <w:numFmt w:val="bullet"/>
+      <w:lvlText w:val=""/>
+      <w:lvlJc w:val="left"/>
+      <w:pPr>
+        <w:ind w:left="6120" w:hanging="360"/>
+      </w:pPr>
+      <w:rPr>
+        <w:rFonts w:ascii="Wingdings" w:hAnsi="Wingdings" w:hint="default"/>
+      </w:rPr>
+    </w:lvl>
+  </w:abstractNum>
+  <w:abstractNum w:abstractNumId="12" w15:restartNumberingAfterBreak="0">
     <w:nsid w:val="2E007351"/>
     <w:multiLevelType w:val="hybridMultilevel"/>
     <w:tmpl w:val="6F2EBE88"/>
@@ -24757,7 +25237,7 @@
       </w:rPr>
     </w:lvl>
   </w:abstractNum>
-  <w:abstractNum w:abstractNumId="10" w15:restartNumberingAfterBreak="0">
+  <w:abstractNum w:abstractNumId="13" w15:restartNumberingAfterBreak="0">
     <w:nsid w:val="2F592B5B"/>
     <w:multiLevelType w:val="hybridMultilevel"/>
     <w:tmpl w:val="FE62C13A"/>
@@ -24870,7 +25350,7 @@
       </w:rPr>
     </w:lvl>
   </w:abstractNum>
-  <w:abstractNum w:abstractNumId="11" w15:restartNumberingAfterBreak="0">
+  <w:abstractNum w:abstractNumId="14" w15:restartNumberingAfterBreak="0">
     <w:nsid w:val="3246676A"/>
     <w:multiLevelType w:val="hybridMultilevel"/>
     <w:tmpl w:val="D868AD1E"/>
@@ -24983,7 +25463,7 @@
       </w:rPr>
     </w:lvl>
   </w:abstractNum>
-  <w:abstractNum w:abstractNumId="12" w15:restartNumberingAfterBreak="0">
+  <w:abstractNum w:abstractNumId="15" w15:restartNumberingAfterBreak="0">
     <w:nsid w:val="343F15CA"/>
     <w:multiLevelType w:val="hybridMultilevel"/>
     <w:tmpl w:val="38905CBE"/>
@@ -25096,7 +25576,7 @@
       </w:rPr>
     </w:lvl>
   </w:abstractNum>
-  <w:abstractNum w:abstractNumId="13" w15:restartNumberingAfterBreak="0">
+  <w:abstractNum w:abstractNumId="16" w15:restartNumberingAfterBreak="0">
     <w:nsid w:val="352E72A6"/>
     <w:multiLevelType w:val="hybridMultilevel"/>
     <w:tmpl w:val="36608DA2"/>
@@ -25209,7 +25689,7 @@
       </w:rPr>
     </w:lvl>
   </w:abstractNum>
-  <w:abstractNum w:abstractNumId="14" w15:restartNumberingAfterBreak="0">
+  <w:abstractNum w:abstractNumId="17" w15:restartNumberingAfterBreak="0">
     <w:nsid w:val="354C5573"/>
     <w:multiLevelType w:val="hybridMultilevel"/>
     <w:tmpl w:val="D3B0BA84"/>
@@ -25322,7 +25802,120 @@
       </w:rPr>
     </w:lvl>
   </w:abstractNum>
-  <w:abstractNum w:abstractNumId="15" w15:restartNumberingAfterBreak="0">
+  <w:abstractNum w:abstractNumId="18" w15:restartNumberingAfterBreak="0">
+    <w:nsid w:val="39BF1A3A"/>
+    <w:multiLevelType w:val="hybridMultilevel"/>
+    <w:tmpl w:val="BCB283EE"/>
+    <w:lvl w:ilvl="0" w:tplc="04090001">
+      <w:start w:val="1"/>
+      <w:numFmt w:val="bullet"/>
+      <w:lvlText w:val=""/>
+      <w:lvlJc w:val="left"/>
+      <w:pPr>
+        <w:ind w:left="360" w:hanging="360"/>
+      </w:pPr>
+      <w:rPr>
+        <w:rFonts w:ascii="Symbol" w:hAnsi="Symbol" w:hint="default"/>
+      </w:rPr>
+    </w:lvl>
+    <w:lvl w:ilvl="1" w:tplc="04090003" w:tentative="1">
+      <w:start w:val="1"/>
+      <w:numFmt w:val="bullet"/>
+      <w:lvlText w:val="o"/>
+      <w:lvlJc w:val="left"/>
+      <w:pPr>
+        <w:ind w:left="1080" w:hanging="360"/>
+      </w:pPr>
+      <w:rPr>
+        <w:rFonts w:ascii="Courier New" w:hAnsi="Courier New" w:cs="Courier New" w:hint="default"/>
+      </w:rPr>
+    </w:lvl>
+    <w:lvl w:ilvl="2" w:tplc="04090005" w:tentative="1">
+      <w:start w:val="1"/>
+      <w:numFmt w:val="bullet"/>
+      <w:lvlText w:val=""/>
+      <w:lvlJc w:val="left"/>
+      <w:pPr>
+        <w:ind w:left="1800" w:hanging="360"/>
+      </w:pPr>
+      <w:rPr>
+        <w:rFonts w:ascii="Wingdings" w:hAnsi="Wingdings" w:hint="default"/>
+      </w:rPr>
+    </w:lvl>
+    <w:lvl w:ilvl="3" w:tplc="04090001" w:tentative="1">
+      <w:start w:val="1"/>
+      <w:numFmt w:val="bullet"/>
+      <w:lvlText w:val=""/>
+      <w:lvlJc w:val="left"/>
+      <w:pPr>
+        <w:ind w:left="2520" w:hanging="360"/>
+      </w:pPr>
+      <w:rPr>
+        <w:rFonts w:ascii="Symbol" w:hAnsi="Symbol" w:hint="default"/>
+      </w:rPr>
+    </w:lvl>
+    <w:lvl w:ilvl="4" w:tplc="04090003" w:tentative="1">
+      <w:start w:val="1"/>
+      <w:numFmt w:val="bullet"/>
+      <w:lvlText w:val="o"/>
+      <w:lvlJc w:val="left"/>
+      <w:pPr>
+        <w:ind w:left="3240" w:hanging="360"/>
+      </w:pPr>
+      <w:rPr>
+        <w:rFonts w:ascii="Courier New" w:hAnsi="Courier New" w:cs="Courier New" w:hint="default"/>
+      </w:rPr>
+    </w:lvl>
+    <w:lvl w:ilvl="5" w:tplc="04090005" w:tentative="1">
+      <w:start w:val="1"/>
+      <w:numFmt w:val="bullet"/>
+      <w:lvlText w:val=""/>
+      <w:lvlJc w:val="left"/>
+      <w:pPr>
+        <w:ind w:left="3960" w:hanging="360"/>
+      </w:pPr>
+      <w:rPr>
+        <w:rFonts w:ascii="Wingdings" w:hAnsi="Wingdings" w:hint="default"/>
+      </w:rPr>
+    </w:lvl>
+    <w:lvl w:ilvl="6" w:tplc="04090001" w:tentative="1">
+      <w:start w:val="1"/>
+      <w:numFmt w:val="bullet"/>
+      <w:lvlText w:val=""/>
+      <w:lvlJc w:val="left"/>
+      <w:pPr>
+        <w:ind w:left="4680" w:hanging="360"/>
+      </w:pPr>
+      <w:rPr>
+        <w:rFonts w:ascii="Symbol" w:hAnsi="Symbol" w:hint="default"/>
+      </w:rPr>
+    </w:lvl>
+    <w:lvl w:ilvl="7" w:tplc="04090003" w:tentative="1">
+      <w:start w:val="1"/>
+      <w:numFmt w:val="bullet"/>
+      <w:lvlText w:val="o"/>
+      <w:lvlJc w:val="left"/>
+      <w:pPr>
+        <w:ind w:left="5400" w:hanging="360"/>
+      </w:pPr>
+      <w:rPr>
+        <w:rFonts w:ascii="Courier New" w:hAnsi="Courier New" w:cs="Courier New" w:hint="default"/>
+      </w:rPr>
+    </w:lvl>
+    <w:lvl w:ilvl="8" w:tplc="04090005" w:tentative="1">
+      <w:start w:val="1"/>
+      <w:numFmt w:val="bullet"/>
+      <w:lvlText w:val=""/>
+      <w:lvlJc w:val="left"/>
+      <w:pPr>
+        <w:ind w:left="6120" w:hanging="360"/>
+      </w:pPr>
+      <w:rPr>
+        <w:rFonts w:ascii="Wingdings" w:hAnsi="Wingdings" w:hint="default"/>
+      </w:rPr>
+    </w:lvl>
+  </w:abstractNum>
+  <w:abstractNum w:abstractNumId="19" w15:restartNumberingAfterBreak="0">
     <w:nsid w:val="3A64427A"/>
     <w:multiLevelType w:val="hybridMultilevel"/>
     <w:tmpl w:val="08061F78"/>
@@ -25435,7 +26028,7 @@
       </w:rPr>
     </w:lvl>
   </w:abstractNum>
-  <w:abstractNum w:abstractNumId="16" w15:restartNumberingAfterBreak="0">
+  <w:abstractNum w:abstractNumId="20" w15:restartNumberingAfterBreak="0">
     <w:nsid w:val="3C386F87"/>
     <w:multiLevelType w:val="hybridMultilevel"/>
     <w:tmpl w:val="D528FC08"/>
@@ -25548,7 +26141,7 @@
       </w:rPr>
     </w:lvl>
   </w:abstractNum>
-  <w:abstractNum w:abstractNumId="17" w15:restartNumberingAfterBreak="0">
+  <w:abstractNum w:abstractNumId="21" w15:restartNumberingAfterBreak="0">
     <w:nsid w:val="3CE6114A"/>
     <w:multiLevelType w:val="hybridMultilevel"/>
     <w:tmpl w:val="DAC8EAB2"/>
@@ -25661,7 +26254,7 @@
       </w:rPr>
     </w:lvl>
   </w:abstractNum>
-  <w:abstractNum w:abstractNumId="18" w15:restartNumberingAfterBreak="0">
+  <w:abstractNum w:abstractNumId="22" w15:restartNumberingAfterBreak="0">
     <w:nsid w:val="3EA15ED3"/>
     <w:multiLevelType w:val="hybridMultilevel"/>
     <w:tmpl w:val="32A66580"/>
@@ -25774,7 +26367,7 @@
       </w:rPr>
     </w:lvl>
   </w:abstractNum>
-  <w:abstractNum w:abstractNumId="19" w15:restartNumberingAfterBreak="0">
+  <w:abstractNum w:abstractNumId="23" w15:restartNumberingAfterBreak="0">
     <w:nsid w:val="44C33E12"/>
     <w:multiLevelType w:val="hybridMultilevel"/>
     <w:tmpl w:val="ECB2EB04"/>
@@ -25887,7 +26480,7 @@
       </w:rPr>
     </w:lvl>
   </w:abstractNum>
-  <w:abstractNum w:abstractNumId="20" w15:restartNumberingAfterBreak="0">
+  <w:abstractNum w:abstractNumId="24" w15:restartNumberingAfterBreak="0">
     <w:nsid w:val="465D0ED0"/>
     <w:multiLevelType w:val="hybridMultilevel"/>
     <w:tmpl w:val="CA2CA59C"/>
@@ -26000,7 +26593,7 @@
       </w:rPr>
     </w:lvl>
   </w:abstractNum>
-  <w:abstractNum w:abstractNumId="21" w15:restartNumberingAfterBreak="0">
+  <w:abstractNum w:abstractNumId="25" w15:restartNumberingAfterBreak="0">
     <w:nsid w:val="48A6493C"/>
     <w:multiLevelType w:val="hybridMultilevel"/>
     <w:tmpl w:val="682E1392"/>
@@ -26113,7 +26706,7 @@
       </w:rPr>
     </w:lvl>
   </w:abstractNum>
-  <w:abstractNum w:abstractNumId="22" w15:restartNumberingAfterBreak="0">
+  <w:abstractNum w:abstractNumId="26" w15:restartNumberingAfterBreak="0">
     <w:nsid w:val="48BC2A2E"/>
     <w:multiLevelType w:val="hybridMultilevel"/>
     <w:tmpl w:val="262A606E"/>
@@ -26204,7 +26797,7 @@
       </w:pPr>
     </w:lvl>
   </w:abstractNum>
-  <w:abstractNum w:abstractNumId="23" w15:restartNumberingAfterBreak="0">
+  <w:abstractNum w:abstractNumId="27" w15:restartNumberingAfterBreak="0">
     <w:nsid w:val="49767D6F"/>
     <w:multiLevelType w:val="hybridMultilevel"/>
     <w:tmpl w:val="4218F1BC"/>
@@ -26295,7 +26888,7 @@
       </w:pPr>
     </w:lvl>
   </w:abstractNum>
-  <w:abstractNum w:abstractNumId="24" w15:restartNumberingAfterBreak="0">
+  <w:abstractNum w:abstractNumId="28" w15:restartNumberingAfterBreak="0">
     <w:nsid w:val="4A3641F2"/>
     <w:multiLevelType w:val="hybridMultilevel"/>
     <w:tmpl w:val="55A4C6E8"/>
@@ -26408,7 +27001,7 @@
       </w:rPr>
     </w:lvl>
   </w:abstractNum>
-  <w:abstractNum w:abstractNumId="25" w15:restartNumberingAfterBreak="0">
+  <w:abstractNum w:abstractNumId="29" w15:restartNumberingAfterBreak="0">
     <w:nsid w:val="4FB51FC8"/>
     <w:multiLevelType w:val="hybridMultilevel"/>
     <w:tmpl w:val="C10C9EF6"/>
@@ -26521,7 +27114,7 @@
       </w:rPr>
     </w:lvl>
   </w:abstractNum>
-  <w:abstractNum w:abstractNumId="26" w15:restartNumberingAfterBreak="0">
+  <w:abstractNum w:abstractNumId="30" w15:restartNumberingAfterBreak="0">
     <w:nsid w:val="51D943C0"/>
     <w:multiLevelType w:val="hybridMultilevel"/>
     <w:tmpl w:val="AACCBFFC"/>
@@ -26634,7 +27227,7 @@
       </w:rPr>
     </w:lvl>
   </w:abstractNum>
-  <w:abstractNum w:abstractNumId="27" w15:restartNumberingAfterBreak="0">
+  <w:abstractNum w:abstractNumId="31" w15:restartNumberingAfterBreak="0">
     <w:nsid w:val="55A01DC0"/>
     <w:multiLevelType w:val="hybridMultilevel"/>
     <w:tmpl w:val="E82C902C"/>
@@ -26747,7 +27340,7 @@
       </w:rPr>
     </w:lvl>
   </w:abstractNum>
-  <w:abstractNum w:abstractNumId="28" w15:restartNumberingAfterBreak="0">
+  <w:abstractNum w:abstractNumId="32" w15:restartNumberingAfterBreak="0">
     <w:nsid w:val="566B2156"/>
     <w:multiLevelType w:val="hybridMultilevel"/>
     <w:tmpl w:val="49A48358"/>
@@ -26860,7 +27453,7 @@
       </w:rPr>
     </w:lvl>
   </w:abstractNum>
-  <w:abstractNum w:abstractNumId="29" w15:restartNumberingAfterBreak="0">
+  <w:abstractNum w:abstractNumId="33" w15:restartNumberingAfterBreak="0">
     <w:nsid w:val="5F2C7642"/>
     <w:multiLevelType w:val="hybridMultilevel"/>
     <w:tmpl w:val="233AB3E0"/>
@@ -26973,7 +27566,120 @@
       </w:rPr>
     </w:lvl>
   </w:abstractNum>
-  <w:abstractNum w:abstractNumId="30" w15:restartNumberingAfterBreak="0">
+  <w:abstractNum w:abstractNumId="34" w15:restartNumberingAfterBreak="0">
+    <w:nsid w:val="616B16D4"/>
+    <w:multiLevelType w:val="hybridMultilevel"/>
+    <w:tmpl w:val="F4F025A4"/>
+    <w:lvl w:ilvl="0" w:tplc="04090001">
+      <w:start w:val="1"/>
+      <w:numFmt w:val="bullet"/>
+      <w:lvlText w:val=""/>
+      <w:lvlJc w:val="left"/>
+      <w:pPr>
+        <w:ind w:left="360" w:hanging="360"/>
+      </w:pPr>
+      <w:rPr>
+        <w:rFonts w:ascii="Symbol" w:hAnsi="Symbol" w:hint="default"/>
+      </w:rPr>
+    </w:lvl>
+    <w:lvl w:ilvl="1" w:tplc="04090003" w:tentative="1">
+      <w:start w:val="1"/>
+      <w:numFmt w:val="bullet"/>
+      <w:lvlText w:val="o"/>
+      <w:lvlJc w:val="left"/>
+      <w:pPr>
+        <w:ind w:left="1080" w:hanging="360"/>
+      </w:pPr>
+      <w:rPr>
+        <w:rFonts w:ascii="Courier New" w:hAnsi="Courier New" w:cs="Courier New" w:hint="default"/>
+      </w:rPr>
+    </w:lvl>
+    <w:lvl w:ilvl="2" w:tplc="04090005" w:tentative="1">
+      <w:start w:val="1"/>
+      <w:numFmt w:val="bullet"/>
+      <w:lvlText w:val=""/>
+      <w:lvlJc w:val="left"/>
+      <w:pPr>
+        <w:ind w:left="1800" w:hanging="360"/>
+      </w:pPr>
+      <w:rPr>
+        <w:rFonts w:ascii="Wingdings" w:hAnsi="Wingdings" w:hint="default"/>
+      </w:rPr>
+    </w:lvl>
+    <w:lvl w:ilvl="3" w:tplc="04090001" w:tentative="1">
+      <w:start w:val="1"/>
+      <w:numFmt w:val="bullet"/>
+      <w:lvlText w:val=""/>
+      <w:lvlJc w:val="left"/>
+      <w:pPr>
+        <w:ind w:left="2520" w:hanging="360"/>
+      </w:pPr>
+      <w:rPr>
+        <w:rFonts w:ascii="Symbol" w:hAnsi="Symbol" w:hint="default"/>
+      </w:rPr>
+    </w:lvl>
+    <w:lvl w:ilvl="4" w:tplc="04090003" w:tentative="1">
+      <w:start w:val="1"/>
+      <w:numFmt w:val="bullet"/>
+      <w:lvlText w:val="o"/>
+      <w:lvlJc w:val="left"/>
+      <w:pPr>
+        <w:ind w:left="3240" w:hanging="360"/>
+      </w:pPr>
+      <w:rPr>
+        <w:rFonts w:ascii="Courier New" w:hAnsi="Courier New" w:cs="Courier New" w:hint="default"/>
+      </w:rPr>
+    </w:lvl>
+    <w:lvl w:ilvl="5" w:tplc="04090005" w:tentative="1">
+      <w:start w:val="1"/>
+      <w:numFmt w:val="bullet"/>
+      <w:lvlText w:val=""/>
+      <w:lvlJc w:val="left"/>
+      <w:pPr>
+        <w:ind w:left="3960" w:hanging="360"/>
+      </w:pPr>
+      <w:rPr>
+        <w:rFonts w:ascii="Wingdings" w:hAnsi="Wingdings" w:hint="default"/>
+      </w:rPr>
+    </w:lvl>
+    <w:lvl w:ilvl="6" w:tplc="04090001" w:tentative="1">
+      <w:start w:val="1"/>
+      <w:numFmt w:val="bullet"/>
+      <w:lvlText w:val=""/>
+      <w:lvlJc w:val="left"/>
+      <w:pPr>
+        <w:ind w:left="4680" w:hanging="360"/>
+      </w:pPr>
+      <w:rPr>
+        <w:rFonts w:ascii="Symbol" w:hAnsi="Symbol" w:hint="default"/>
+      </w:rPr>
+    </w:lvl>
+    <w:lvl w:ilvl="7" w:tplc="04090003" w:tentative="1">
+      <w:start w:val="1"/>
+      <w:numFmt w:val="bullet"/>
+      <w:lvlText w:val="o"/>
+      <w:lvlJc w:val="left"/>
+      <w:pPr>
+        <w:ind w:left="5400" w:hanging="360"/>
+      </w:pPr>
+      <w:rPr>
+        <w:rFonts w:ascii="Courier New" w:hAnsi="Courier New" w:cs="Courier New" w:hint="default"/>
+      </w:rPr>
+    </w:lvl>
+    <w:lvl w:ilvl="8" w:tplc="04090005" w:tentative="1">
+      <w:start w:val="1"/>
+      <w:numFmt w:val="bullet"/>
+      <w:lvlText w:val=""/>
+      <w:lvlJc w:val="left"/>
+      <w:pPr>
+        <w:ind w:left="6120" w:hanging="360"/>
+      </w:pPr>
+      <w:rPr>
+        <w:rFonts w:ascii="Wingdings" w:hAnsi="Wingdings" w:hint="default"/>
+      </w:rPr>
+    </w:lvl>
+  </w:abstractNum>
+  <w:abstractNum w:abstractNumId="35" w15:restartNumberingAfterBreak="0">
     <w:nsid w:val="62F46793"/>
     <w:multiLevelType w:val="hybridMultilevel"/>
     <w:tmpl w:val="9F04FAB2"/>
@@ -27086,7 +27792,7 @@
       </w:rPr>
     </w:lvl>
   </w:abstractNum>
-  <w:abstractNum w:abstractNumId="31" w15:restartNumberingAfterBreak="0">
+  <w:abstractNum w:abstractNumId="36" w15:restartNumberingAfterBreak="0">
     <w:nsid w:val="6574689A"/>
     <w:multiLevelType w:val="hybridMultilevel"/>
     <w:tmpl w:val="3040723C"/>
@@ -27199,7 +27905,7 @@
       </w:rPr>
     </w:lvl>
   </w:abstractNum>
-  <w:abstractNum w:abstractNumId="32" w15:restartNumberingAfterBreak="0">
+  <w:abstractNum w:abstractNumId="37" w15:restartNumberingAfterBreak="0">
     <w:nsid w:val="68152F36"/>
     <w:multiLevelType w:val="hybridMultilevel"/>
     <w:tmpl w:val="C42ED464"/>
@@ -27312,7 +28018,7 @@
       </w:rPr>
     </w:lvl>
   </w:abstractNum>
-  <w:abstractNum w:abstractNumId="33" w15:restartNumberingAfterBreak="0">
+  <w:abstractNum w:abstractNumId="38" w15:restartNumberingAfterBreak="0">
     <w:nsid w:val="684E54B5"/>
     <w:multiLevelType w:val="hybridMultilevel"/>
     <w:tmpl w:val="E238318E"/>
@@ -27425,7 +28131,7 @@
       </w:rPr>
     </w:lvl>
   </w:abstractNum>
-  <w:abstractNum w:abstractNumId="34" w15:restartNumberingAfterBreak="0">
+  <w:abstractNum w:abstractNumId="39" w15:restartNumberingAfterBreak="0">
     <w:nsid w:val="68F2565C"/>
     <w:multiLevelType w:val="hybridMultilevel"/>
     <w:tmpl w:val="8D324286"/>
@@ -27538,7 +28244,7 @@
       </w:rPr>
     </w:lvl>
   </w:abstractNum>
-  <w:abstractNum w:abstractNumId="35" w15:restartNumberingAfterBreak="0">
+  <w:abstractNum w:abstractNumId="40" w15:restartNumberingAfterBreak="0">
     <w:nsid w:val="6DE94742"/>
     <w:multiLevelType w:val="hybridMultilevel"/>
     <w:tmpl w:val="02A4C7F4"/>
@@ -27651,7 +28357,7 @@
       </w:rPr>
     </w:lvl>
   </w:abstractNum>
-  <w:abstractNum w:abstractNumId="36" w15:restartNumberingAfterBreak="0">
+  <w:abstractNum w:abstractNumId="41" w15:restartNumberingAfterBreak="0">
     <w:nsid w:val="6F9908ED"/>
     <w:multiLevelType w:val="hybridMultilevel"/>
     <w:tmpl w:val="19A64D52"/>
@@ -27764,7 +28470,7 @@
       </w:rPr>
     </w:lvl>
   </w:abstractNum>
-  <w:abstractNum w:abstractNumId="37" w15:restartNumberingAfterBreak="0">
+  <w:abstractNum w:abstractNumId="42" w15:restartNumberingAfterBreak="0">
     <w:nsid w:val="73EF6507"/>
     <w:multiLevelType w:val="hybridMultilevel"/>
     <w:tmpl w:val="CB3EB4AA"/>
@@ -27855,7 +28561,7 @@
       </w:pPr>
     </w:lvl>
   </w:abstractNum>
-  <w:abstractNum w:abstractNumId="38" w15:restartNumberingAfterBreak="0">
+  <w:abstractNum w:abstractNumId="43" w15:restartNumberingAfterBreak="0">
     <w:nsid w:val="77931365"/>
     <w:multiLevelType w:val="hybridMultilevel"/>
     <w:tmpl w:val="5C26A464"/>
@@ -27968,7 +28674,7 @@
       </w:rPr>
     </w:lvl>
   </w:abstractNum>
-  <w:abstractNum w:abstractNumId="39" w15:restartNumberingAfterBreak="0">
+  <w:abstractNum w:abstractNumId="44" w15:restartNumberingAfterBreak="0">
     <w:nsid w:val="7AD763DB"/>
     <w:multiLevelType w:val="hybridMultilevel"/>
     <w:tmpl w:val="E0C807A2"/>
@@ -28083,7 +28789,7 @@
       </w:rPr>
     </w:lvl>
   </w:abstractNum>
-  <w:abstractNum w:abstractNumId="40" w15:restartNumberingAfterBreak="0">
+  <w:abstractNum w:abstractNumId="45" w15:restartNumberingAfterBreak="0">
     <w:nsid w:val="7B9E3FA6"/>
     <w:multiLevelType w:val="hybridMultilevel"/>
     <w:tmpl w:val="6F8231C2"/>
@@ -28197,127 +28903,142 @@
     </w:lvl>
   </w:abstractNum>
   <w:num w:numId="1" w16cid:durableId="664865304">
-    <w:abstractNumId w:val="31"/>
+    <w:abstractNumId w:val="36"/>
   </w:num>
   <w:num w:numId="2" w16cid:durableId="2008902027">
+    <w:abstractNumId w:val="16"/>
+  </w:num>
+  <w:num w:numId="3" w16cid:durableId="704447734">
+    <w:abstractNumId w:val="43"/>
+  </w:num>
+  <w:num w:numId="4" w16cid:durableId="1510021272">
     <w:abstractNumId w:val="13"/>
   </w:num>
-  <w:num w:numId="3" w16cid:durableId="704447734">
-    <w:abstractNumId w:val="38"/>
-  </w:num>
-  <w:num w:numId="4" w16cid:durableId="1510021272">
-    <w:abstractNumId w:val="10"/>
-  </w:num>
   <w:num w:numId="5" w16cid:durableId="359281728">
-    <w:abstractNumId w:val="22"/>
+    <w:abstractNumId w:val="26"/>
   </w:num>
   <w:num w:numId="6" w16cid:durableId="259992389">
-    <w:abstractNumId w:val="17"/>
+    <w:abstractNumId w:val="21"/>
   </w:num>
   <w:num w:numId="7" w16cid:durableId="202402556">
-    <w:abstractNumId w:val="7"/>
+    <w:abstractNumId w:val="8"/>
   </w:num>
   <w:num w:numId="8" w16cid:durableId="879320700">
     <w:abstractNumId w:val="1"/>
   </w:num>
   <w:num w:numId="9" w16cid:durableId="1021131634">
+    <w:abstractNumId w:val="32"/>
+  </w:num>
+  <w:num w:numId="10" w16cid:durableId="1837186236">
     <w:abstractNumId w:val="28"/>
   </w:num>
-  <w:num w:numId="10" w16cid:durableId="1837186236">
-    <w:abstractNumId w:val="24"/>
-  </w:num>
   <w:num w:numId="11" w16cid:durableId="480124734">
-    <w:abstractNumId w:val="23"/>
+    <w:abstractNumId w:val="27"/>
   </w:num>
   <w:num w:numId="12" w16cid:durableId="1120107619">
-    <w:abstractNumId w:val="18"/>
+    <w:abstractNumId w:val="22"/>
   </w:num>
   <w:num w:numId="13" w16cid:durableId="2129663888">
-    <w:abstractNumId w:val="6"/>
+    <w:abstractNumId w:val="7"/>
   </w:num>
   <w:num w:numId="14" w16cid:durableId="1609662036">
-    <w:abstractNumId w:val="15"/>
+    <w:abstractNumId w:val="19"/>
   </w:num>
   <w:num w:numId="15" w16cid:durableId="473985100">
-    <w:abstractNumId w:val="37"/>
+    <w:abstractNumId w:val="42"/>
   </w:num>
   <w:num w:numId="16" w16cid:durableId="619263971">
-    <w:abstractNumId w:val="9"/>
+    <w:abstractNumId w:val="12"/>
   </w:num>
   <w:num w:numId="17" w16cid:durableId="1712536812">
-    <w:abstractNumId w:val="34"/>
+    <w:abstractNumId w:val="39"/>
   </w:num>
   <w:num w:numId="18" w16cid:durableId="553348773">
-    <w:abstractNumId w:val="36"/>
+    <w:abstractNumId w:val="41"/>
   </w:num>
   <w:num w:numId="19" w16cid:durableId="616566803">
-    <w:abstractNumId w:val="33"/>
+    <w:abstractNumId w:val="38"/>
   </w:num>
   <w:num w:numId="20" w16cid:durableId="1195458330">
     <w:abstractNumId w:val="0"/>
   </w:num>
   <w:num w:numId="21" w16cid:durableId="979728643">
+    <w:abstractNumId w:val="24"/>
+  </w:num>
+  <w:num w:numId="22" w16cid:durableId="1781026175">
+    <w:abstractNumId w:val="30"/>
+  </w:num>
+  <w:num w:numId="23" w16cid:durableId="1358390278">
+    <w:abstractNumId w:val="3"/>
+  </w:num>
+  <w:num w:numId="24" w16cid:durableId="319967696">
+    <w:abstractNumId w:val="29"/>
+  </w:num>
+  <w:num w:numId="25" w16cid:durableId="1490172335">
+    <w:abstractNumId w:val="15"/>
+  </w:num>
+  <w:num w:numId="26" w16cid:durableId="494876458">
+    <w:abstractNumId w:val="45"/>
+  </w:num>
+  <w:num w:numId="27" w16cid:durableId="965160156">
+    <w:abstractNumId w:val="9"/>
+  </w:num>
+  <w:num w:numId="28" w16cid:durableId="2104494634">
+    <w:abstractNumId w:val="4"/>
+  </w:num>
+  <w:num w:numId="29" w16cid:durableId="1588465180">
+    <w:abstractNumId w:val="37"/>
+  </w:num>
+  <w:num w:numId="30" w16cid:durableId="1856184709">
+    <w:abstractNumId w:val="5"/>
+  </w:num>
+  <w:num w:numId="31" w16cid:durableId="638608504">
+    <w:abstractNumId w:val="6"/>
+  </w:num>
+  <w:num w:numId="32" w16cid:durableId="1697392296">
+    <w:abstractNumId w:val="23"/>
+  </w:num>
+  <w:num w:numId="33" w16cid:durableId="1742873147">
+    <w:abstractNumId w:val="44"/>
+  </w:num>
+  <w:num w:numId="34" w16cid:durableId="374161227">
+    <w:abstractNumId w:val="40"/>
+  </w:num>
+  <w:num w:numId="35" w16cid:durableId="1450470478">
+    <w:abstractNumId w:val="25"/>
+  </w:num>
+  <w:num w:numId="36" w16cid:durableId="1037315447">
+    <w:abstractNumId w:val="35"/>
+  </w:num>
+  <w:num w:numId="37" w16cid:durableId="1738937060">
+    <w:abstractNumId w:val="31"/>
+  </w:num>
+  <w:num w:numId="38" w16cid:durableId="1038313736">
+    <w:abstractNumId w:val="17"/>
+  </w:num>
+  <w:num w:numId="39" w16cid:durableId="1772698051">
+    <w:abstractNumId w:val="14"/>
+  </w:num>
+  <w:num w:numId="40" w16cid:durableId="1462111705">
+    <w:abstractNumId w:val="33"/>
+  </w:num>
+  <w:num w:numId="41" w16cid:durableId="2142309511">
     <w:abstractNumId w:val="20"/>
   </w:num>
-  <w:num w:numId="22" w16cid:durableId="1781026175">
-    <w:abstractNumId w:val="26"/>
+  <w:num w:numId="42" w16cid:durableId="546454245">
+    <w:abstractNumId w:val="10"/>
   </w:num>
-  <w:num w:numId="23" w16cid:durableId="1358390278">
+  <w:num w:numId="43" w16cid:durableId="1413770931">
     <w:abstractNumId w:val="2"/>
   </w:num>
-  <w:num w:numId="24" w16cid:durableId="319967696">
-    <w:abstractNumId w:val="25"/>
-  </w:num>
-  <w:num w:numId="25" w16cid:durableId="1490172335">
-    <w:abstractNumId w:val="12"/>
-  </w:num>
-  <w:num w:numId="26" w16cid:durableId="494876458">
-    <w:abstractNumId w:val="40"/>
-  </w:num>
-  <w:num w:numId="27" w16cid:durableId="965160156">
-    <w:abstractNumId w:val="8"/>
-  </w:num>
-  <w:num w:numId="28" w16cid:durableId="2104494634">
-    <w:abstractNumId w:val="3"/>
-  </w:num>
-  <w:num w:numId="29" w16cid:durableId="1588465180">
-    <w:abstractNumId w:val="32"/>
-  </w:num>
-  <w:num w:numId="30" w16cid:durableId="1856184709">
-    <w:abstractNumId w:val="4"/>
-  </w:num>
-  <w:num w:numId="31" w16cid:durableId="638608504">
-    <w:abstractNumId w:val="5"/>
-  </w:num>
-  <w:num w:numId="32" w16cid:durableId="1697392296">
-    <w:abstractNumId w:val="19"/>
-  </w:num>
-  <w:num w:numId="33" w16cid:durableId="1742873147">
-    <w:abstractNumId w:val="39"/>
-  </w:num>
-  <w:num w:numId="34" w16cid:durableId="374161227">
-    <w:abstractNumId w:val="35"/>
-  </w:num>
-  <w:num w:numId="35" w16cid:durableId="1450470478">
-    <w:abstractNumId w:val="21"/>
-  </w:num>
-  <w:num w:numId="36" w16cid:durableId="1037315447">
-    <w:abstractNumId w:val="30"/>
-  </w:num>
-  <w:num w:numId="37" w16cid:durableId="1738937060">
-    <w:abstractNumId w:val="27"/>
-  </w:num>
-  <w:num w:numId="38" w16cid:durableId="1038313736">
-    <w:abstractNumId w:val="14"/>
-  </w:num>
-  <w:num w:numId="39" w16cid:durableId="1772698051">
+  <w:num w:numId="44" w16cid:durableId="1289971082">
     <w:abstractNumId w:val="11"/>
   </w:num>
-  <w:num w:numId="40" w16cid:durableId="1462111705">
-    <w:abstractNumId w:val="29"/>
+  <w:num w:numId="45" w16cid:durableId="667901997">
+    <w:abstractNumId w:val="34"/>
   </w:num>
-  <w:num w:numId="41" w16cid:durableId="2142309511">
-    <w:abstractNumId w:val="16"/>
+  <w:num w:numId="46" w16cid:durableId="1668239963">
+    <w:abstractNumId w:val="18"/>
   </w:num>
 </w:numbering>
 </file>
@@ -28925,7 +29646,6 @@
   <w:style w:type="character" w:default="1" w:styleId="DefaultParagraphFont">
     <w:name w:val="Default Paragraph Font"/>
     <w:uiPriority w:val="1"/>
-    <w:semiHidden/>
     <w:unhideWhenUsed/>
   </w:style>
   <w:style w:type="table" w:default="1" w:styleId="TableNormal">
@@ -29325,6 +30045,17 @@
       <w:shd w:val="clear" w:color="auto" w:fill="E1DFDD"/>
     </w:rPr>
   </w:style>
+  <w:style w:type="paragraph" w:styleId="NormalWeb">
+    <w:name w:val="Normal (Web)"/>
+    <w:basedOn w:val="Normal"/>
+    <w:uiPriority w:val="99"/>
+    <w:semiHidden/>
+    <w:unhideWhenUsed/>
+    <w:rsid w:val="00A02CDE"/>
+    <w:rPr>
+      <w:rFonts w:ascii="Times New Roman" w:hAnsi="Times New Roman" w:cs="Times New Roman"/>
+    </w:rPr>
+  </w:style>
 </w:styles>
 </file>
 
